--- a/templates/iltimosnoma-jinoyat-muddat.uz_cyrillic.docx
+++ b/templates/iltimosnoma-jinoyat-muddat.uz_cyrillic.docx
@@ -56,20 +56,6 @@
     </w:p>
     <w:p>
       <w:pPr>
-        <w:spacing w:after="80"/>
-        <w:jc w:val="left"/>
-      </w:pPr>
-      <w:r>
-        <w:rPr>
-          <w:rFonts w:ascii="Times New Roman" w:cs="Times New Roman" w:eastAsia="Times New Roman" w:hAnsi="Times New Roman"/>
-          <w:sz w:val="24"/>
-          <w:szCs w:val="24"/>
-        </w:rPr>
-        <w:t xml:space="preserve">{{#applicant_is_individual}}</w:t>
-      </w:r>
-    </w:p>
-    <w:p>
-      <w:pPr>
         <w:spacing w:after="0"/>
         <w:ind w:left="5400"/>
         <w:jc w:val="left"/>
@@ -149,88 +135,39 @@
           <w:sz w:val="24"/>
           <w:szCs w:val="24"/>
         </w:rPr>
-        <w:t xml:space="preserve">{{/applicant_is_individual}}</w:t>
-      </w:r>
-    </w:p>
-    <w:p>
-      <w:pPr>
-        <w:spacing w:after="80"/>
-        <w:jc w:val="left"/>
-      </w:pPr>
-      <w:r>
-        <w:rPr>
-          <w:rFonts w:ascii="Times New Roman" w:cs="Times New Roman" w:eastAsia="Times New Roman" w:hAnsi="Times New Roman"/>
-          <w:sz w:val="24"/>
-          <w:szCs w:val="24"/>
-        </w:rPr>
-        <w:t xml:space="preserve">{{#applicant_is_org}}</w:t>
-      </w:r>
-    </w:p>
-    <w:p>
-      <w:pPr>
-        <w:spacing w:after="0"/>
-        <w:ind w:left="5400"/>
-        <w:jc w:val="left"/>
-      </w:pPr>
-      <w:r>
-        <w:rPr>
-          <w:rFonts w:ascii="Times New Roman" w:cs="Times New Roman" w:eastAsia="Times New Roman" w:hAnsi="Times New Roman"/>
-          <w:i/>
-          <w:iCs/>
-          <w:sz w:val="24"/>
-          <w:szCs w:val="24"/>
-        </w:rPr>
-        <w:t xml:space="preserve">{{plaintiff_org_name}}</w:t>
-      </w:r>
-    </w:p>
-    <w:p>
-      <w:pPr>
-        <w:spacing w:after="0"/>
-        <w:ind w:left="5400"/>
-        <w:jc w:val="left"/>
+        <w:t xml:space="preserve"/>
+      </w:r>
+    </w:p>
+    <w:p>
+      <w:pPr>
+        <w:spacing w:after="0"/>
+        <w:jc w:val="center"/>
       </w:pPr>
       <w:r>
         <w:rPr>
           <w:rFonts w:ascii="Times New Roman" w:cs="Times New Roman" w:eastAsia="Times New Roman" w:hAnsi="Times New Roman"/>
           <w:b/>
           <w:bCs/>
-          <w:i/>
-          <w:iCs/>
-          <w:sz w:val="24"/>
-          <w:szCs w:val="24"/>
-        </w:rPr>
-        <w:t xml:space="preserve">раҳбари {{plaintiff_fio}}</w:t>
-      </w:r>
-    </w:p>
-    <w:p>
-      <w:pPr>
-        <w:spacing w:after="0"/>
-        <w:ind w:left="5400"/>
-        <w:jc w:val="left"/>
-      </w:pPr>
-      <w:r>
-        <w:rPr>
-          <w:rFonts w:ascii="Times New Roman" w:cs="Times New Roman" w:eastAsia="Times New Roman" w:hAnsi="Times New Roman"/>
-          <w:i/>
-          <w:iCs/>
-          <w:sz w:val="24"/>
-          <w:szCs w:val="24"/>
-        </w:rPr>
-        <w:t xml:space="preserve">томонидан</w:t>
-      </w:r>
-    </w:p>
-    <w:p>
-      <w:pPr>
-        <w:spacing w:after="80"/>
-        <w:jc w:val="left"/>
-      </w:pPr>
-      <w:r>
-        <w:rPr>
-          <w:rFonts w:ascii="Times New Roman" w:cs="Times New Roman" w:eastAsia="Times New Roman" w:hAnsi="Times New Roman"/>
-          <w:sz w:val="24"/>
-          <w:szCs w:val="24"/>
-        </w:rPr>
-        <w:t xml:space="preserve">{{/applicant_is_org}}</w:t>
+          <w:sz w:val="24"/>
+          <w:szCs w:val="24"/>
+        </w:rPr>
+        <w:t xml:space="preserve">И Л Т И М О С Н О М А</w:t>
+      </w:r>
+    </w:p>
+    <w:p>
+      <w:pPr>
+        <w:spacing w:after="80"/>
+        <w:jc w:val="center"/>
+      </w:pPr>
+      <w:r>
+        <w:rPr>
+          <w:rFonts w:ascii="Times New Roman" w:cs="Times New Roman" w:eastAsia="Times New Roman" w:hAnsi="Times New Roman"/>
+          <w:i/>
+          <w:iCs/>
+          <w:sz w:val="24"/>
+          <w:szCs w:val="24"/>
+        </w:rPr>
+        <w:t xml:space="preserve">(шикоят бериш муддатини тиклаш тўғрисида)</w:t>
       </w:r>
     </w:p>
     <w:p>
@@ -250,7 +187,81 @@
     <w:p>
       <w:pPr>
         <w:spacing w:after="0"/>
-        <w:jc w:val="center"/>
+        <w:ind w:firstLine="720"/>
+        <w:jc w:val="both"/>
+      </w:pPr>
+      <w:r>
+        <w:rPr>
+          <w:rFonts w:ascii="Times New Roman" w:cs="Times New Roman" w:eastAsia="Times New Roman" w:hAnsi="Times New Roman"/>
+          <w:sz w:val="24"/>
+          <w:szCs w:val="24"/>
+        </w:rPr>
+        <w:t xml:space="preserve">Мазмуни шундан иборатки, {{penalty_org}} томонидан {{order_day}}.{{order_month}}.{{order_year}} йил куни менга нисбатан {{fine_amount}} сўм маъмурий жарима қўллаш тўғрисида қарор қабул қилинган.</w:t>
+      </w:r>
+    </w:p>
+    <w:p>
+      <w:pPr>
+        <w:spacing w:after="0"/>
+        <w:ind w:firstLine="720"/>
+        <w:jc w:val="both"/>
+      </w:pPr>
+      <w:r>
+        <w:rPr>
+          <w:rFonts w:ascii="Times New Roman" w:cs="Times New Roman" w:eastAsia="Times New Roman" w:hAnsi="Times New Roman"/>
+          <w:sz w:val="24"/>
+          <w:szCs w:val="24"/>
+        </w:rPr>
+        <w:t xml:space="preserve">Ушбу қарорни {{late_reason}} шу сабабли ўз вақтида олмаганман.</w:t>
+      </w:r>
+    </w:p>
+    <w:p>
+      <w:pPr>
+        <w:spacing w:after="0"/>
+        <w:ind w:firstLine="720"/>
+        <w:jc w:val="both"/>
+      </w:pPr>
+      <w:r>
+        <w:rPr>
+          <w:rFonts w:ascii="Times New Roman" w:cs="Times New Roman" w:eastAsia="Times New Roman" w:hAnsi="Times New Roman"/>
+          <w:sz w:val="24"/>
+          <w:szCs w:val="24"/>
+        </w:rPr>
+        <w:t xml:space="preserve">Мазкур қарорни {{learned_day}}.{{learned_month}}.{{learned_year}} йил куни {{learned_where}} орқали олганман, шу боис қарор устидан шикоят бериш муддати ўтиб кетган.</w:t>
+      </w:r>
+    </w:p>
+    <w:p>
+      <w:pPr>
+        <w:spacing w:after="0"/>
+        <w:ind w:firstLine="720"/>
+        <w:jc w:val="both"/>
+      </w:pPr>
+      <w:r>
+        <w:rPr>
+          <w:rFonts w:ascii="Times New Roman" w:cs="Times New Roman" w:eastAsia="Times New Roman" w:hAnsi="Times New Roman"/>
+          <w:sz w:val="24"/>
+          <w:szCs w:val="24"/>
+        </w:rPr>
+        <w:t xml:space="preserve">Юқоридагиларни инобатга олиб, ушбу қарор бўйича шикоят бериш муддатини тиклаб беришингизни сўрайман.</w:t>
+      </w:r>
+    </w:p>
+    <w:p>
+      <w:pPr>
+        <w:spacing w:after="80"/>
+        <w:jc w:val="left"/>
+      </w:pPr>
+      <w:r>
+        <w:rPr>
+          <w:rFonts w:ascii="Times New Roman" w:cs="Times New Roman" w:eastAsia="Times New Roman" w:hAnsi="Times New Roman"/>
+          <w:sz w:val="24"/>
+          <w:szCs w:val="24"/>
+        </w:rPr>
+        <w:t xml:space="preserve"/>
+      </w:r>
+    </w:p>
+    <w:p>
+      <w:pPr>
+        <w:spacing w:after="80"/>
+        <w:jc w:val="left"/>
       </w:pPr>
       <w:r>
         <w:rPr>
@@ -260,23 +271,55 @@
           <w:sz w:val="24"/>
           <w:szCs w:val="24"/>
         </w:rPr>
-        <w:t xml:space="preserve">И Л Т И М О С Н О М А</w:t>
-      </w:r>
-    </w:p>
-    <w:p>
-      <w:pPr>
-        <w:spacing w:after="80"/>
-        <w:jc w:val="center"/>
-      </w:pPr>
-      <w:r>
-        <w:rPr>
-          <w:rFonts w:ascii="Times New Roman" w:cs="Times New Roman" w:eastAsia="Times New Roman" w:hAnsi="Times New Roman"/>
-          <w:i/>
-          <w:iCs/>
-          <w:sz w:val="24"/>
-          <w:szCs w:val="24"/>
-        </w:rPr>
-        <w:t xml:space="preserve">(шикоят бериш муддатини тиклаш тўғрисида)</w:t>
+        <w:t xml:space="preserve">Илова:</w:t>
+      </w:r>
+    </w:p>
+    <w:p>
+      <w:pPr>
+        <w:spacing w:after="0"/>
+        <w:jc w:val="left"/>
+      </w:pPr>
+      <w:r>
+        <w:rPr>
+          <w:rFonts w:ascii="Times New Roman" w:cs="Times New Roman" w:eastAsia="Times New Roman" w:hAnsi="Times New Roman"/>
+          <w:i/>
+          <w:iCs/>
+          <w:sz w:val="24"/>
+          <w:szCs w:val="24"/>
+        </w:rPr>
+        <w:t xml:space="preserve">- Паспорт нусхаси;</w:t>
+      </w:r>
+    </w:p>
+    <w:p>
+      <w:pPr>
+        <w:spacing w:after="0"/>
+        <w:jc w:val="left"/>
+      </w:pPr>
+      <w:r>
+        <w:rPr>
+          <w:rFonts w:ascii="Times New Roman" w:cs="Times New Roman" w:eastAsia="Times New Roman" w:hAnsi="Times New Roman"/>
+          <w:i/>
+          <w:iCs/>
+          <w:sz w:val="24"/>
+          <w:szCs w:val="24"/>
+        </w:rPr>
+        <w:t xml:space="preserve">- Жарима солиш тўғрисидаги қарор;</w:t>
+      </w:r>
+    </w:p>
+    <w:p>
+      <w:pPr>
+        <w:spacing w:after="0"/>
+        <w:jc w:val="left"/>
+      </w:pPr>
+      <w:r>
+        <w:rPr>
+          <w:rFonts w:ascii="Times New Roman" w:cs="Times New Roman" w:eastAsia="Times New Roman" w:hAnsi="Times New Roman"/>
+          <w:i/>
+          <w:iCs/>
+          <w:sz w:val="24"/>
+          <w:szCs w:val="24"/>
+        </w:rPr>
+        <w:t xml:space="preserve">- Нима сабабдан шикоят бериш муддати ўтиб кетганлиги ҳақида маълумотнома.</w:t>
       </w:r>
     </w:p>
     <w:p>
@@ -291,66 +334,6 @@
           <w:szCs w:val="24"/>
         </w:rPr>
         <w:t xml:space="preserve"/>
-      </w:r>
-    </w:p>
-    <w:p>
-      <w:pPr>
-        <w:spacing w:after="0"/>
-        <w:ind w:firstLine="720"/>
-        <w:jc w:val="both"/>
-      </w:pPr>
-      <w:r>
-        <w:rPr>
-          <w:rFonts w:ascii="Times New Roman" w:cs="Times New Roman" w:eastAsia="Times New Roman" w:hAnsi="Times New Roman"/>
-          <w:sz w:val="24"/>
-          <w:szCs w:val="24"/>
-        </w:rPr>
-        <w:t xml:space="preserve">Мазмуни шундан иборатки, {{penalty_org}} томонидан {{order_day}}.{{order_month}}.{{order_year}} йил куни менга нисбатан {{fine_amount}} сўм маъмурий жарима қўллаш тўғрисида қарор қабул қилинган.</w:t>
-      </w:r>
-    </w:p>
-    <w:p>
-      <w:pPr>
-        <w:spacing w:after="0"/>
-        <w:ind w:firstLine="720"/>
-        <w:jc w:val="both"/>
-      </w:pPr>
-      <w:r>
-        <w:rPr>
-          <w:rFonts w:ascii="Times New Roman" w:cs="Times New Roman" w:eastAsia="Times New Roman" w:hAnsi="Times New Roman"/>
-          <w:sz w:val="24"/>
-          <w:szCs w:val="24"/>
-        </w:rPr>
-        <w:t xml:space="preserve">Ушбу қарорни {{late_reason}} шу сабабли ўз вақтида олмаганман.</w:t>
-      </w:r>
-    </w:p>
-    <w:p>
-      <w:pPr>
-        <w:spacing w:after="0"/>
-        <w:ind w:firstLine="720"/>
-        <w:jc w:val="both"/>
-      </w:pPr>
-      <w:r>
-        <w:rPr>
-          <w:rFonts w:ascii="Times New Roman" w:cs="Times New Roman" w:eastAsia="Times New Roman" w:hAnsi="Times New Roman"/>
-          <w:sz w:val="24"/>
-          <w:szCs w:val="24"/>
-        </w:rPr>
-        <w:t xml:space="preserve">Мазкур қарорни {{learned_day}}.{{learned_month}}.{{learned_year}} йил куни {{learned_where}} орқали олганман, шу боис қарор устидан шикоят бериш муддати ўтиб кетган.</w:t>
-      </w:r>
-    </w:p>
-    <w:p>
-      <w:pPr>
-        <w:spacing w:after="0"/>
-        <w:ind w:firstLine="720"/>
-        <w:jc w:val="both"/>
-      </w:pPr>
-      <w:r>
-        <w:rPr>
-          <w:rFonts w:ascii="Times New Roman" w:cs="Times New Roman" w:eastAsia="Times New Roman" w:hAnsi="Times New Roman"/>
-          <w:sz w:val="24"/>
-          <w:szCs w:val="24"/>
-        </w:rPr>
-        <w:t xml:space="preserve">Юқоридагиларни инобатга олиб, ушбу қарор бўйича шикоят бериш муддатини тиклаб беришингизни сўрайман.</w:t>
       </w:r>
     </w:p>
     <w:p>
@@ -380,104 +363,16 @@
           <w:sz w:val="24"/>
           <w:szCs w:val="24"/>
         </w:rPr>
-        <w:t xml:space="preserve">Илова:</w:t>
-      </w:r>
-    </w:p>
-    <w:p>
-      <w:pPr>
-        <w:spacing w:after="0"/>
-        <w:jc w:val="left"/>
-      </w:pPr>
-      <w:r>
-        <w:rPr>
-          <w:rFonts w:ascii="Times New Roman" w:cs="Times New Roman" w:eastAsia="Times New Roman" w:hAnsi="Times New Roman"/>
-          <w:i/>
-          <w:iCs/>
-          <w:sz w:val="24"/>
-          <w:szCs w:val="24"/>
-        </w:rPr>
-        <w:t xml:space="preserve">- Паспорт нусхаси;</w:t>
-      </w:r>
-    </w:p>
-    <w:p>
-      <w:pPr>
-        <w:spacing w:after="0"/>
-        <w:jc w:val="left"/>
-      </w:pPr>
-      <w:r>
-        <w:rPr>
-          <w:rFonts w:ascii="Times New Roman" w:cs="Times New Roman" w:eastAsia="Times New Roman" w:hAnsi="Times New Roman"/>
-          <w:i/>
-          <w:iCs/>
-          <w:sz w:val="24"/>
-          <w:szCs w:val="24"/>
-        </w:rPr>
-        <w:t xml:space="preserve">- Жарима солиш тўғрисидаги қарор;</w:t>
-      </w:r>
-    </w:p>
-    <w:p>
-      <w:pPr>
-        <w:spacing w:after="0"/>
-        <w:jc w:val="left"/>
-      </w:pPr>
-      <w:r>
-        <w:rPr>
-          <w:rFonts w:ascii="Times New Roman" w:cs="Times New Roman" w:eastAsia="Times New Roman" w:hAnsi="Times New Roman"/>
-          <w:i/>
-          <w:iCs/>
-          <w:sz w:val="24"/>
-          <w:szCs w:val="24"/>
-        </w:rPr>
-        <w:t xml:space="preserve">- Нима сабабдан шикоят бериш муддати ўтиб кетганлиги ҳақида маълумотнома.</w:t>
-      </w:r>
-    </w:p>
-    <w:p>
-      <w:pPr>
-        <w:spacing w:after="80"/>
-        <w:jc w:val="left"/>
-      </w:pPr>
-      <w:r>
-        <w:rPr>
-          <w:rFonts w:ascii="Times New Roman" w:cs="Times New Roman" w:eastAsia="Times New Roman" w:hAnsi="Times New Roman"/>
-          <w:sz w:val="24"/>
-          <w:szCs w:val="24"/>
-        </w:rPr>
-        <w:t xml:space="preserve">{{#applicant_is_individual}}</w:t>
-      </w:r>
-    </w:p>
-    <w:p>
-      <w:pPr>
-        <w:spacing w:after="80"/>
-        <w:jc w:val="left"/>
-      </w:pPr>
-      <w:r>
-        <w:rPr>
-          <w:rFonts w:ascii="Times New Roman" w:cs="Times New Roman" w:eastAsia="Times New Roman" w:hAnsi="Times New Roman"/>
-          <w:sz w:val="24"/>
-          <w:szCs w:val="24"/>
-        </w:rPr>
-        <w:t xml:space="preserve"/>
-      </w:r>
-    </w:p>
-    <w:p>
-      <w:pPr>
-        <w:spacing w:after="80"/>
-        <w:jc w:val="left"/>
-      </w:pPr>
-      <w:r>
-        <w:rPr>
-          <w:rFonts w:ascii="Times New Roman" w:cs="Times New Roman" w:eastAsia="Times New Roman" w:hAnsi="Times New Roman"/>
-          <w:sz w:val="24"/>
-          <w:szCs w:val="24"/>
-        </w:rPr>
-        <w:t xml:space="preserve"/>
-      </w:r>
-    </w:p>
-    <w:p>
-      <w:pPr>
-        <w:spacing w:after="80"/>
-        <w:jc w:val="left"/>
-      </w:pPr>
+        <w:t xml:space="preserve">Аризачи:</w:t>
+      </w:r>
+      <w:r>
+        <w:rPr>
+          <w:rFonts w:ascii="Times New Roman" w:cs="Times New Roman" w:eastAsia="Times New Roman" w:hAnsi="Times New Roman"/>
+          <w:sz w:val="24"/>
+          <w:szCs w:val="24"/>
+        </w:rPr>
+        <w:t xml:space="preserve">                 (имзо)        </w:t>
+      </w:r>
       <w:r>
         <w:rPr>
           <w:rFonts w:ascii="Times New Roman" w:cs="Times New Roman" w:eastAsia="Times New Roman" w:hAnsi="Times New Roman"/>
@@ -486,129 +381,7 @@
           <w:sz w:val="24"/>
           <w:szCs w:val="24"/>
         </w:rPr>
-        <w:t xml:space="preserve">Аризачи:</w:t>
-      </w:r>
-      <w:r>
-        <w:rPr>
-          <w:rFonts w:ascii="Times New Roman" w:cs="Times New Roman" w:eastAsia="Times New Roman" w:hAnsi="Times New Roman"/>
-          <w:sz w:val="24"/>
-          <w:szCs w:val="24"/>
-        </w:rPr>
-        <w:t xml:space="preserve">                 (имзо)        </w:t>
-      </w:r>
-      <w:r>
-        <w:rPr>
-          <w:rFonts w:ascii="Times New Roman" w:cs="Times New Roman" w:eastAsia="Times New Roman" w:hAnsi="Times New Roman"/>
-          <w:b/>
-          <w:bCs/>
-          <w:sz w:val="24"/>
-          <w:szCs w:val="24"/>
-        </w:rPr>
         <w:t xml:space="preserve">{{plaintiff_fio}}</w:t>
-      </w:r>
-    </w:p>
-    <w:p>
-      <w:pPr>
-        <w:spacing w:after="80"/>
-        <w:jc w:val="left"/>
-      </w:pPr>
-      <w:r>
-        <w:rPr>
-          <w:rFonts w:ascii="Times New Roman" w:cs="Times New Roman" w:eastAsia="Times New Roman" w:hAnsi="Times New Roman"/>
-          <w:sz w:val="24"/>
-          <w:szCs w:val="24"/>
-        </w:rPr>
-        <w:t xml:space="preserve">{{/applicant_is_individual}}</w:t>
-      </w:r>
-    </w:p>
-    <w:p>
-      <w:pPr>
-        <w:spacing w:after="80"/>
-        <w:jc w:val="left"/>
-      </w:pPr>
-      <w:r>
-        <w:rPr>
-          <w:rFonts w:ascii="Times New Roman" w:cs="Times New Roman" w:eastAsia="Times New Roman" w:hAnsi="Times New Roman"/>
-          <w:sz w:val="24"/>
-          <w:szCs w:val="24"/>
-        </w:rPr>
-        <w:t xml:space="preserve">{{#applicant_is_org}}</w:t>
-      </w:r>
-    </w:p>
-    <w:p>
-      <w:pPr>
-        <w:spacing w:after="80"/>
-        <w:jc w:val="left"/>
-      </w:pPr>
-      <w:r>
-        <w:rPr>
-          <w:rFonts w:ascii="Times New Roman" w:cs="Times New Roman" w:eastAsia="Times New Roman" w:hAnsi="Times New Roman"/>
-          <w:sz w:val="24"/>
-          <w:szCs w:val="24"/>
-        </w:rPr>
-        <w:t xml:space="preserve"/>
-      </w:r>
-    </w:p>
-    <w:p>
-      <w:pPr>
-        <w:spacing w:after="80"/>
-        <w:jc w:val="left"/>
-      </w:pPr>
-      <w:r>
-        <w:rPr>
-          <w:rFonts w:ascii="Times New Roman" w:cs="Times New Roman" w:eastAsia="Times New Roman" w:hAnsi="Times New Roman"/>
-          <w:sz w:val="24"/>
-          <w:szCs w:val="24"/>
-        </w:rPr>
-        <w:t xml:space="preserve"/>
-      </w:r>
-    </w:p>
-    <w:p>
-      <w:pPr>
-        <w:spacing w:after="80"/>
-        <w:jc w:val="left"/>
-      </w:pPr>
-      <w:r>
-        <w:rPr>
-          <w:rFonts w:ascii="Times New Roman" w:cs="Times New Roman" w:eastAsia="Times New Roman" w:hAnsi="Times New Roman"/>
-          <w:b/>
-          <w:bCs/>
-          <w:sz w:val="24"/>
-          <w:szCs w:val="24"/>
-        </w:rPr>
-        <w:t xml:space="preserve">Раҳбар:</w:t>
-      </w:r>
-      <w:r>
-        <w:rPr>
-          <w:rFonts w:ascii="Times New Roman" w:cs="Times New Roman" w:eastAsia="Times New Roman" w:hAnsi="Times New Roman"/>
-          <w:sz w:val="24"/>
-          <w:szCs w:val="24"/>
-        </w:rPr>
-        <w:t xml:space="preserve">                 (имзо ва муҳр)        </w:t>
-      </w:r>
-      <w:r>
-        <w:rPr>
-          <w:rFonts w:ascii="Times New Roman" w:cs="Times New Roman" w:eastAsia="Times New Roman" w:hAnsi="Times New Roman"/>
-          <w:b/>
-          <w:bCs/>
-          <w:sz w:val="24"/>
-          <w:szCs w:val="24"/>
-        </w:rPr>
-        <w:t xml:space="preserve">{{plaintiff_fio}}</w:t>
-      </w:r>
-    </w:p>
-    <w:p>
-      <w:pPr>
-        <w:spacing w:after="80"/>
-        <w:jc w:val="left"/>
-      </w:pPr>
-      <w:r>
-        <w:rPr>
-          <w:rFonts w:ascii="Times New Roman" w:cs="Times New Roman" w:eastAsia="Times New Roman" w:hAnsi="Times New Roman"/>
-          <w:sz w:val="24"/>
-          <w:szCs w:val="24"/>
-        </w:rPr>
-        <w:t xml:space="preserve">{{/applicant_is_org}}</w:t>
       </w:r>
     </w:p>
     <w:sectPr>
